--- a/mokdong2/2fin/word/md2s2_L8_test_exam.docx
+++ b/mokdong2/2fin/word/md2s2_L8_test_exam.docx
@@ -2041,7 +2041,7 @@
           <w:sz w:val="20"/>
           <w:u w:val="none"/>
         </w:rPr>
-        <w:t>( I / don't / want / you / to do / doing / anything foolish )</w:t>
+        <w:t>( anything foolish / to do / want / I / don't / doing / you )</w:t>
       </w:r>
     </w:p>
     <w:p>

--- a/mokdong2/2fin/word/md2s2_L8_test_exam.docx
+++ b/mokdong2/2fin/word/md2s2_L8_test_exam.docx
@@ -19,10 +19,10 @@
     </w:p>
     <w:p>
       <w:pPr>
-        <w:spacing w:after="80"/>
         <w:pBdr>
           <w:bottom w:val="single" w:sz="8" w:space="2" w:color="1F3864"/>
         </w:pBdr>
+        <w:spacing w:after="80"/>
       </w:pPr>
       <w:r>
         <w:rPr>
@@ -75,13 +75,13 @@
     </w:p>
     <w:p>
       <w:pPr>
-        <w:spacing w:after="60"/>
         <w:pBdr>
           <w:top w:val="single" w:sz="4" w:space="3" w:color="9AA9C2"/>
           <w:left w:val="single" w:sz="4" w:space="3" w:color="9AA9C2"/>
           <w:bottom w:val="single" w:sz="4" w:space="3" w:color="9AA9C2"/>
           <w:right w:val="single" w:sz="4" w:space="3" w:color="9AA9C2"/>
         </w:pBdr>
+        <w:spacing w:after="60"/>
         <w:ind w:left="57" w:right="57"/>
       </w:pPr>
       <w:r>
@@ -963,13 +963,13 @@
     </w:p>
     <w:p>
       <w:pPr>
-        <w:spacing w:after="60"/>
         <w:pBdr>
           <w:top w:val="single" w:sz="4" w:space="3" w:color="9AA9C2"/>
           <w:left w:val="single" w:sz="4" w:space="3" w:color="9AA9C2"/>
           <w:bottom w:val="single" w:sz="4" w:space="3" w:color="9AA9C2"/>
           <w:right w:val="single" w:sz="4" w:space="3" w:color="9AA9C2"/>
         </w:pBdr>
+        <w:spacing w:after="60"/>
         <w:ind w:left="57" w:right="57"/>
       </w:pPr>
       <w:r>
@@ -1509,8 +1509,6 @@
     </w:p>
     <w:p>
       <w:pPr>
-        <w:spacing w:after="30"/>
-        <w:ind w:left="57" w:right="57"/>
         <w:pBdr>
           <w:top w:val="single" w:sz="4" w:space="3" w:color="8DA2C4"/>
           <w:left w:val="single" w:sz="4" w:space="3" w:color="8DA2C4"/>
@@ -1518,6 +1516,8 @@
           <w:right w:val="single" w:sz="4" w:space="3" w:color="8DA2C4"/>
         </w:pBdr>
         <w:shd w:val="clear" w:color="auto" w:fill="F7F9FC"/>
+        <w:spacing w:after="30"/>
+        <w:ind w:left="57" w:right="57"/>
       </w:pPr>
       <w:r>
         <w:rPr>
@@ -1561,13 +1561,13 @@
     </w:p>
     <w:p>
       <w:pPr>
-        <w:spacing w:after="60"/>
         <w:pBdr>
           <w:top w:val="single" w:sz="4" w:space="3" w:color="9AA9C2"/>
           <w:left w:val="single" w:sz="4" w:space="3" w:color="9AA9C2"/>
           <w:bottom w:val="single" w:sz="4" w:space="3" w:color="9AA9C2"/>
           <w:right w:val="single" w:sz="4" w:space="3" w:color="9AA9C2"/>
         </w:pBdr>
+        <w:spacing w:after="60"/>
         <w:ind w:left="57" w:right="57"/>
       </w:pPr>
       <w:r>
@@ -1924,8 +1924,6 @@
     </w:p>
     <w:p>
       <w:pPr>
-        <w:spacing w:after="30"/>
-        <w:ind w:left="57" w:right="57"/>
         <w:pBdr>
           <w:top w:val="single" w:sz="4" w:space="3" w:color="8DA2C4"/>
           <w:left w:val="single" w:sz="4" w:space="3" w:color="8DA2C4"/>
@@ -1933,6 +1931,8 @@
           <w:right w:val="single" w:sz="4" w:space="3" w:color="8DA2C4"/>
         </w:pBdr>
         <w:shd w:val="clear" w:color="auto" w:fill="F7F9FC"/>
+        <w:spacing w:after="30"/>
+        <w:ind w:left="57" w:right="57"/>
       </w:pPr>
       <w:r>
         <w:rPr>
@@ -2012,8 +2012,6 @@
     </w:p>
     <w:p>
       <w:pPr>
-        <w:spacing w:after="30"/>
-        <w:ind w:left="57" w:right="57"/>
         <w:pBdr>
           <w:top w:val="single" w:sz="4" w:space="3" w:color="8DA2C4"/>
           <w:left w:val="single" w:sz="4" w:space="3" w:color="8DA2C4"/>
@@ -2021,6 +2019,8 @@
           <w:right w:val="single" w:sz="4" w:space="3" w:color="8DA2C4"/>
         </w:pBdr>
         <w:shd w:val="clear" w:color="auto" w:fill="F7F9FC"/>
+        <w:spacing w:after="30"/>
+        <w:ind w:left="57" w:right="57"/>
       </w:pPr>
       <w:r>
         <w:rPr>
@@ -2094,8 +2094,6 @@
     </w:p>
     <w:p>
       <w:pPr>
-        <w:spacing w:after="30"/>
-        <w:ind w:left="57" w:right="57"/>
         <w:pBdr>
           <w:top w:val="single" w:sz="4" w:space="3" w:color="8DA2C4"/>
           <w:left w:val="single" w:sz="4" w:space="3" w:color="8DA2C4"/>
@@ -2103,6 +2101,8 @@
           <w:right w:val="single" w:sz="4" w:space="3" w:color="8DA2C4"/>
         </w:pBdr>
         <w:shd w:val="clear" w:color="auto" w:fill="F7F9FC"/>
+        <w:spacing w:after="30"/>
+        <w:ind w:left="57" w:right="57"/>
       </w:pPr>
       <w:r>
         <w:rPr>
@@ -2182,8 +2182,6 @@
     </w:p>
     <w:p>
       <w:pPr>
-        <w:spacing w:after="30"/>
-        <w:ind w:left="57" w:right="57"/>
         <w:pBdr>
           <w:top w:val="single" w:sz="4" w:space="3" w:color="8DA2C4"/>
           <w:left w:val="single" w:sz="4" w:space="3" w:color="8DA2C4"/>
@@ -2191,6 +2189,8 @@
           <w:right w:val="single" w:sz="4" w:space="3" w:color="8DA2C4"/>
         </w:pBdr>
         <w:shd w:val="clear" w:color="auto" w:fill="F7F9FC"/>
+        <w:spacing w:after="30"/>
+        <w:ind w:left="57" w:right="57"/>
       </w:pPr>
       <w:r>
         <w:rPr>
@@ -2331,8 +2331,8 @@
           <w:type w:val="continuous"/>
           <w:pgSz w:w="11906" w:h="16838"/>
           <w:pgMar w:top="680" w:right="794" w:bottom="624" w:left="794" w:header="720" w:footer="720" w:gutter="0"/>
+          <w:cols w:num="2" w:space="396" w:sep="1"/>
           <w:docGrid w:linePitch="360"/>
-          <w:cols w:num="2" w:space="396" w:sep="1"/>
         </w:sectPr>
       </w:pPr>
     </w:p>
@@ -2929,8 +2929,8 @@
     <w:sectPr>
       <w:pgSz w:w="11906" w:h="16838"/>
       <w:pgMar w:top="680" w:right="794" w:bottom="624" w:left="794" w:header="720" w:footer="720" w:gutter="0"/>
+      <w:cols w:num="1" w:space="396"/>
       <w:docGrid w:linePitch="360"/>
-      <w:cols w:num="1" w:space="396"/>
     </w:sectPr>
   </w:body>
 </w:document>
